--- a/noshin_moushide_template.docx
+++ b/noshin_moushide_template.docx
@@ -903,6 +903,9 @@
           <w:rFonts w:hint="default"/>
         </w:rPr>
       </w:pPr>
+      <w:r>
+        <w:t>{{ henko_riyu }}</w:t>
+      </w:r>
     </w:p>
     <w:p>
       <w:pPr>
@@ -981,6 +984,9 @@
           <w:rFonts w:hint="default"/>
         </w:rPr>
       </w:pPr>
+      <w:r>
+        <w:t>{{ sentei_riyu }}</w:t>
+      </w:r>
     </w:p>
     <w:p>
       <w:pPr>
@@ -1154,6 +1160,9 @@
           <w:rFonts w:hint="default"/>
         </w:rPr>
       </w:pPr>
+      <w:r>
+        <w:t>{{ nochi_jokyo }}</w:t>
+      </w:r>
     </w:p>
     <w:p>
       <w:pPr>
@@ -1267,6 +1276,9 @@
           <w:rFonts w:hint="default"/>
         </w:rPr>
       </w:pPr>
+      <w:r>
+        <w:t>{{ koko_toshi }}</w:t>
+      </w:r>
     </w:p>
     <w:p>
       <w:pPr>
@@ -1321,6 +1333,9 @@
           <w:rFonts w:hint="default"/>
         </w:rPr>
       </w:pPr>
+      <w:r>
+        <w:t>{{ osui_shori }}</w:t>
+      </w:r>
     </w:p>
     <w:p>
       <w:pPr>
@@ -1368,6 +1383,9 @@
           <w:rFonts w:hint="default"/>
         </w:rPr>
       </w:pPr>
+      <w:r>
+        <w:t>{{ nicchou }}</w:t>
+      </w:r>
     </w:p>
     <w:p>
       <w:pPr>
@@ -1416,6 +1434,9 @@
           <w:rFonts w:hint="default"/>
         </w:rPr>
       </w:pPr>
+      <w:r>
+        <w:t>{{ sonota_eikyou }}</w:t>
+      </w:r>
     </w:p>
     <w:p>
       <w:pPr>
@@ -1493,6 +1514,12 @@
         </w:rPr>
         <w:t>氏名：</w:t>
       </w:r>
+      <w:r>
+        <w:rPr>
+          <w:rFonts w:hint="eastAsia"/>
+        </w:rPr>
+        <w:t>{{ shutai_shimei }}</w:t>
+      </w:r>
     </w:p>
     <w:p>
       <w:pPr>
@@ -1519,6 +1546,12 @@
         </w:rPr>
         <w:t>住所：</w:t>
       </w:r>
+      <w:r>
+        <w:rPr>
+          <w:rFonts w:hint="eastAsia"/>
+        </w:rPr>
+        <w:t>{{ shutai_jusho }}</w:t>
+      </w:r>
     </w:p>
     <w:p>
       <w:pPr>
@@ -1544,6 +1577,12 @@
           <w:rFonts w:hint="eastAsia"/>
         </w:rPr>
         <w:t>地権者との関係：</w:t>
+      </w:r>
+      <w:r>
+        <w:rPr>
+          <w:rFonts w:hint="eastAsia"/>
+        </w:rPr>
+        <w:t>{{ shutai_kankei }}</w:t>
       </w:r>
     </w:p>
     <w:p>
@@ -1824,6 +1863,9 @@
                 <w:rFonts w:hint="default"/>
               </w:rPr>
             </w:pPr>
+            <w:r>
+              <w:t>{{ kuiki_nai_menseki }}</w:t>
+            </w:r>
           </w:p>
         </w:tc>
         <w:tc>
@@ -1848,6 +1890,9 @@
                 <w:rFonts w:hint="default"/>
               </w:rPr>
             </w:pPr>
+            <w:r>
+              <w:t>{{ kuiki_gai_menseki }}</w:t>
+            </w:r>
           </w:p>
         </w:tc>
         <w:tc>
@@ -1894,6 +1939,9 @@
                 <w:rFonts w:hint="default"/>
               </w:rPr>
             </w:pPr>
+            <w:r>
+              <w:t>{{ kuiki_kei }}</w:t>
+            </w:r>
           </w:p>
         </w:tc>
       </w:tr>
@@ -1984,7 +2032,7 @@
         <w:rPr>
           <w:rFonts w:hint="eastAsia"/>
         </w:rPr>
-        <w:t>　　　　　　見積書　１部　　（総事業費　　　　　　　　　　　　　　円）</w:t>
+        <w:t xml:space="preserve">　　　　　　見積書　１部　　（総事業費　{{ jigyo_hi }}　円）</w:t>
       </w:r>
     </w:p>
     <w:p>
@@ -2008,7 +2056,7 @@
         <w:rPr>
           <w:rFonts w:hint="eastAsia"/>
         </w:rPr>
-        <w:t>７．事業主体（　　　　　　　　　）の農業経営の状況</w:t>
+        <w:t>７．事業主体（{{ shutai_shimei }}）の農業経営の状況</w:t>
       </w:r>
     </w:p>
     <w:p>
@@ -2294,6 +2342,9 @@
                 <w:rFonts w:hint="default"/>
               </w:rPr>
             </w:pPr>
+            <w:r>
+              <w:t>{{ ta_genzai }}</w:t>
+            </w:r>
           </w:p>
         </w:tc>
         <w:tc>
@@ -2310,6 +2361,9 @@
                 <w:rFonts w:hint="default"/>
               </w:rPr>
             </w:pPr>
+            <w:r>
+              <w:t>{{ hata_genzai }}</w:t>
+            </w:r>
           </w:p>
         </w:tc>
         <w:tc>
@@ -2436,6 +2490,9 @@
                 <w:rFonts w:hint="default"/>
               </w:rPr>
             </w:pPr>
+            <w:r>
+              <w:t>{{ ta_ato }}</w:t>
+            </w:r>
           </w:p>
         </w:tc>
         <w:tc>
@@ -2452,6 +2509,9 @@
                 <w:rFonts w:hint="default"/>
               </w:rPr>
             </w:pPr>
+            <w:r>
+              <w:t>{{ hata_ato }}</w:t>
+            </w:r>
           </w:p>
         </w:tc>
         <w:tc>
@@ -2562,6 +2622,9 @@
                 <w:rFonts w:hint="default"/>
               </w:rPr>
             </w:pPr>
+            <w:r>
+              <w:t>{{ ta_zougen }}</w:t>
+            </w:r>
           </w:p>
         </w:tc>
         <w:tc>
@@ -2585,6 +2648,9 @@
                 <w:rFonts w:hint="default"/>
               </w:rPr>
             </w:pPr>
+            <w:r>
+              <w:t>{{ hata_zougen }}</w:t>
+            </w:r>
           </w:p>
         </w:tc>
         <w:tc>
@@ -3371,6 +3437,12 @@
           <w:rFonts w:hint="eastAsia"/>
         </w:rPr>
         <w:t>　　（２）専業、兼業の区別</w:t>
+      </w:r>
+      <w:r>
+        <w:rPr>
+          <w:rFonts w:hint="eastAsia"/>
+        </w:rPr>
+        <w:t xml:space="preserve">　{{ senkyo_kenbyo }}</w:t>
       </w:r>
     </w:p>
     <w:p>
